--- a/en/wisdom-stories/help-yourself-o-exalted-god.docx
+++ b/en/wisdom-stories/help-yourself-o-exalted-god.docx
@@ -7,7 +7,7 @@
         <w:pStyle w:val="Title"/>
       </w:pPr>
       <w:r>
-        <w:t>Help Them Yourself, O Exalted Allah!</w:t>
+        <w:t>You Yourself Help, O Exalted Allah!</w:t>
       </w:r>
     </w:p>
     <w:p>
@@ -47,7 +47,7 @@
         <w:spacing w:after="80"/>
       </w:pPr>
       <w:r>
-        <w:t>to the wounded heart that waits and watches the road,</w:t>
+        <w:t>to the one with a wounded heart, and to the one whose eyes wait on the road,</w:t>
       </w:r>
     </w:p>
     <w:p>
@@ -71,7 +71,7 @@
         <w:spacing w:after="80"/>
       </w:pPr>
       <w:r>
-        <w:t>to the one who still has a wish, who still dreams,</w:t>
+        <w:t>to the one who has a wish, who builds dreams,</w:t>
       </w:r>
     </w:p>
     <w:p>
@@ -79,7 +79,7 @@
         <w:spacing w:after="80"/>
       </w:pPr>
       <w:r>
-        <w:t>to the faithless, left without You —</w:t>
+        <w:t>to the faithless, and to the one left without You —</w:t>
       </w:r>
     </w:p>
     <w:p>
@@ -101,11 +101,9 @@
         <w:rPr>
           <w:b/>
         </w:rPr>
-        <w:t>Moral:</w:t>
+        <w:t>Moral: The last refuge of the helpless, the lonely, and the hopeless is the Creator. Prayer is the language of deepest need.</w:t>
       </w:r>
-      <w:r>
-        <w:t xml:space="preserve"> The last refuge of the helpless, the lonely, and the hopeless is the Creator. Prayer is the language of deepest need.</w:t>
-      </w:r>
+      <w:r/>
     </w:p>
     <w:p>
       <w:pPr>
@@ -116,7 +114,7 @@
           <w:i/>
           <w:sz w:val="18"/>
         </w:rPr>
-        <w:t>Source: Publicly available internet sources.</w:t>
+        <w:t>Stories are taken from open Internet sources; illustrations were created with AI.</w:t>
       </w:r>
     </w:p>
     <w:sectPr>
